--- a/deas!/米噶舰船设计.docx
+++ b/deas!/米噶舰船设计.docx
@@ -1783,13 +1783,19 @@
         <w:rPr>
           <w:rFonts w:hint="eastAsia"/>
         </w:rPr>
-        <w:t>，一战士兵见到坦克，二战盟军听到汤姆猫斯图卡的绝对对应PTSD</w:t>
-      </w:r>
-    </w:p>
-    <w:p>
-      <w:pPr>
-        <w:rPr>
-          <w:rFonts w:hint="eastAsia"/>
+        <w:t>，</w:t>
+      </w:r>
+      <w:r>
+        <w:rPr>
+          <w:rFonts w:hint="eastAsia"/>
+        </w:rPr>
+        <w:t>起到中流砥柱的数值效果来吓死玩家。</w:t>
+      </w:r>
+    </w:p>
+    <w:p>
+      <w:pPr>
+        <w:rPr>
+          <w:color w:val="EE0000"/>
         </w:rPr>
       </w:pPr>
       <w:r>
@@ -1805,6 +1811,118 @@
         </w:rPr>
         <w:t>基本上就是现在的效果，但是猫猫可不可以让他的相位过程有类似红雾的效果，然后会有裂隙闪电？</w:t>
       </w:r>
+      <w:r>
+        <w:rPr>
+          <w:rFonts w:hint="eastAsia"/>
+          <w:color w:val="EE0000"/>
+        </w:rPr>
+        <w:t>然后也许技能也能加强一下一些额外效果，我的想法是相位期间自动撕裂周围空间成红雾那种状态然后往外涌红紫的红雾类抛射体</w:t>
+      </w:r>
+    </w:p>
+    <w:p>
+      <w:pPr>
+        <w:pStyle w:val="3"/>
+        <w:rPr>
+          <w:rFonts w:hint="eastAsia"/>
+        </w:rPr>
+      </w:pPr>
+      <w:r>
+        <w:rPr>
+          <w:rFonts w:hint="eastAsia"/>
+        </w:rPr>
+        <w:t xml:space="preserve">宏病毒 </w:t>
+      </w:r>
+      <w:r>
+        <w:t>PTSD_Omega_MacroVirus</w:t>
+      </w:r>
+    </w:p>
+    <w:p>
+      <w:pPr>
+        <w:rPr>
+          <w:rFonts w:hint="eastAsia"/>
+        </w:rPr>
+      </w:pPr>
+      <w:r>
+        <w:rPr>
+          <w:rFonts w:hint="eastAsia"/>
+          <w:noProof/>
+        </w:rPr>
+        <w:t>忘了截图暂时</w:t>
+      </w:r>
+    </w:p>
+    <w:p>
+      <w:pPr>
+        <w:rPr>
+          <w:rFonts w:hint="eastAsia"/>
+        </w:rPr>
+      </w:pPr>
+      <w:r>
+        <w:rPr>
+          <w:rFonts w:hint="eastAsia"/>
+        </w:rPr>
+        <w:t>定位：</w:t>
+      </w:r>
+      <w:r>
+        <w:rPr>
+          <w:rFonts w:hint="eastAsia"/>
+        </w:rPr>
+        <w:t>无畏舰，但是并不是扛伤无畏舰，而是一种类似于野生BOSS级别的鬼东西，如果玩家不把PTSD的刷新拉的很强这东西基本上不会出现</w:t>
+      </w:r>
+    </w:p>
+    <w:p>
+      <w:pPr>
+        <w:rPr>
+          <w:rFonts w:hint="eastAsia"/>
+        </w:rPr>
+      </w:pPr>
+      <w:r>
+        <w:rPr>
+          <w:rFonts w:hint="eastAsia"/>
+        </w:rPr>
+        <w:t>舰船系统：</w:t>
+      </w:r>
+      <w:r>
+        <w:rPr>
+          <w:rFonts w:hint="eastAsia"/>
+          <w:color w:val="EE0000"/>
+        </w:rPr>
+        <w:t>基本上就是现在的效果，</w:t>
+      </w:r>
+      <w:r>
+        <w:rPr>
+          <w:rFonts w:hint="eastAsia"/>
+          <w:color w:val="EE0000"/>
+        </w:rPr>
+        <w:t>但现在有严重问题，如果舰船在放技能过程中被外来因素打断代码，生成的船会失去消失的判定，而是直接留在战场上。所以需要修复逻辑，但在修好后，我也希望加一个特殊判定，如果在技能持续期间宏病毒本体死了，那么技能体</w:t>
+      </w:r>
+      <w:r>
+        <w:rPr>
+          <w:rFonts w:hint="eastAsia"/>
+          <w:color w:val="EE0000"/>
+        </w:rPr>
+        <w:t>则会获得一个持续30s的额外存在时间，在这个时间内，它会有更强</w:t>
+      </w:r>
+      <w:r>
+        <w:rPr>
+          <w:rFonts w:hint="eastAsia"/>
+          <w:color w:val="EE0000"/>
+        </w:rPr>
+        <w:lastRenderedPageBreak/>
+        <w:t>的紫色轮廓抖动，并且在消失时产生范围更大（*3）的爆炸。</w:t>
+      </w:r>
+      <w:r>
+        <w:rPr>
+          <w:rFonts w:hint="eastAsia"/>
+        </w:rPr>
+        <w:t xml:space="preserve"> </w:t>
+      </w:r>
+    </w:p>
+    <w:p>
+      <w:pPr>
+        <w:rPr>
+          <w:rFonts w:hint="eastAsia"/>
+        </w:rPr>
+      </w:pPr>
     </w:p>
     <w:p>
       <w:pPr>
@@ -1818,7 +1936,6 @@
           <w:sz w:val="48"/>
           <w:szCs w:val="48"/>
         </w:rPr>
-        <w:lastRenderedPageBreak/>
         <w:t>介入灵质</w:t>
       </w:r>
       <w:r>
@@ -1959,6 +2076,7 @@
         <w:rPr>
           <w:rFonts w:hint="eastAsia"/>
         </w:rPr>
+        <w:lastRenderedPageBreak/>
         <w:t>余弦</w:t>
       </w:r>
       <w:r>
@@ -2035,7 +2153,6 @@
         <w:rPr>
           <w:rFonts w:hint="eastAsia"/>
         </w:rPr>
-        <w:lastRenderedPageBreak/>
         <w:t>舰船系统：原版欧米伽阻尼，但是挨打时有概率存储受击弹体，并在技能结束时向着相对舰体而言弹体来的方向打回去。</w:t>
       </w:r>
     </w:p>
@@ -2134,6 +2251,7 @@
         <w:rPr>
           <w:rFonts w:hint="eastAsia"/>
         </w:rPr>
+        <w:lastRenderedPageBreak/>
         <w:t>扭矩</w:t>
       </w:r>
       <w:r>
@@ -2242,7 +2360,28 @@
           <w:rFonts w:hint="eastAsia"/>
           <w:color w:val="EE0000"/>
         </w:rPr>
-        <w:t>也许需要一些更激进的设计，或许可以参考下一个舰船的效果</w:t>
+        <w:t>也许需要一些更激进的设计，</w:t>
+      </w:r>
+      <w:r>
+        <w:rPr>
+          <w:rFonts w:hint="eastAsia"/>
+          <w:color w:val="EE0000"/>
+        </w:rPr>
+        <w:t>或许可以给他一个强大的侧击倾向，然后这个舰船会更倾向于在侧面使用特殊技能：两船碰撞箱相聚350距离内时，敌舰会</w:t>
+      </w:r>
+      <w:r>
+        <w:rPr>
+          <w:rFonts w:hint="eastAsia"/>
+          <w:color w:val="EE0000"/>
+        </w:rPr>
+        <w:t>被强制获得一个逐渐向某个角度强力转向的倾向。以屁股朝着他为主。</w:t>
+      </w:r>
+      <w:r>
+        <w:rPr>
+          <w:rFonts w:hint="eastAsia"/>
+          <w:color w:val="EE0000"/>
+        </w:rPr>
+        <w:t xml:space="preserve"> </w:t>
       </w:r>
     </w:p>
     <w:p>
@@ -2256,7 +2395,6 @@
         <w:rPr>
           <w:rFonts w:hint="eastAsia"/>
         </w:rPr>
-        <w:lastRenderedPageBreak/>
         <w:t>宁静</w:t>
       </w:r>
       <w:r>
@@ -2414,6 +2552,7 @@
         </w:rPr>
       </w:pPr>
       <w:r>
+        <w:lastRenderedPageBreak/>
         <w:t>缭乱IIRT_Omega_Riots</w:t>
       </w:r>
     </w:p>
@@ -2506,7 +2645,6 @@
         <w:rPr>
           <w:rFonts w:hint="eastAsia"/>
         </w:rPr>
-        <w:lastRenderedPageBreak/>
         <w:t>效果完成后舰船传送回最开始放技能的位置。</w:t>
       </w:r>
     </w:p>
@@ -2592,6 +2730,7 @@
         <w:rPr>
           <w:rFonts w:hint="eastAsia"/>
         </w:rPr>
+        <w:lastRenderedPageBreak/>
         <w:t>可叹</w:t>
       </w:r>
       <w:r>
@@ -2657,6 +2796,36 @@
         </w:rPr>
         <w:t>舰船系统：一个特效不一样的闪现</w:t>
       </w:r>
+      <w:r>
+        <w:rPr>
+          <w:rFonts w:hint="eastAsia"/>
+        </w:rPr>
+        <w:t>，在落点产生一个</w:t>
+      </w:r>
+      <w:r>
+        <w:rPr>
+          <w:rFonts w:hint="eastAsia"/>
+        </w:rPr>
+        <w:t>持续30s</w:t>
+      </w:r>
+      <w:r>
+        <w:rPr>
+          <w:rFonts w:hint="eastAsia"/>
+        </w:rPr>
+        <w:t>有超空间特效的空间，空间内所有敌方舰船会被严重减速</w:t>
+      </w:r>
+      <w:r>
+        <w:rPr>
+          <w:rFonts w:hint="eastAsia"/>
+        </w:rPr>
+        <w:t>，而且概率被低伤害的高额多段EMP电弧抽</w:t>
+      </w:r>
+      <w:r>
+        <w:rPr>
+          <w:rFonts w:hint="eastAsia"/>
+        </w:rPr>
+        <w:t>。</w:t>
+      </w:r>
     </w:p>
     <w:p>
       <w:pPr>
@@ -2755,7 +2924,6 @@
         <w:rPr>
           <w:rFonts w:hint="eastAsia"/>
         </w:rPr>
-        <w:lastRenderedPageBreak/>
         <w:t>侦察</w:t>
       </w:r>
       <w:r>
@@ -2982,7 +3150,6 @@
         <w:rPr>
           <w:rFonts w:hint="eastAsia"/>
         </w:rPr>
-        <w:lastRenderedPageBreak/>
         <w:t>音叉</w:t>
       </w:r>
       <w:r>
@@ -3094,6 +3261,7 @@
         <w:rPr>
           <w:noProof/>
         </w:rPr>
+        <w:lastRenderedPageBreak/>
         <w:drawing>
           <wp:inline distT="0" distB="0" distL="0" distR="0" wp14:anchorId="6AA14AF2" wp14:editId="08B50198">
             <wp:extent cx="2717253" cy="2552700"/>
@@ -3158,7 +3326,6 @@
           <w:sz w:val="48"/>
           <w:szCs w:val="48"/>
         </w:rPr>
-        <w:lastRenderedPageBreak/>
         <w:t>热寂死界</w:t>
       </w:r>
       <w:r>
@@ -3342,6 +3509,7 @@
         <w:rPr>
           <w:rFonts w:hint="eastAsia"/>
         </w:rPr>
+        <w:lastRenderedPageBreak/>
         <w:t>超晶格</w:t>
       </w:r>
       <w:r>
@@ -3402,11 +3570,6 @@
       </w:r>
     </w:p>
     <w:p>
-      <w:pPr>
-        <w:rPr>
-          <w:rFonts w:hint="eastAsia"/>
-        </w:rPr>
-      </w:pPr>
       <w:r>
         <w:rPr>
           <w:rFonts w:hint="eastAsia"/>
@@ -3422,9 +3585,21 @@
       </w:pPr>
       <w:r>
         <w:rPr>
+          <w:rFonts w:hint="eastAsia"/>
+        </w:rPr>
+        <w:t>但是想加一个特效，在死亡地点留下一个逐渐扩大且存在3min的空间扭曲效果，效果随着扩大逐渐降低。</w:t>
+      </w:r>
+    </w:p>
+    <w:p>
+      <w:pPr>
+        <w:rPr>
+          <w:rFonts w:hint="eastAsia"/>
+        </w:rPr>
+      </w:pPr>
+      <w:r>
+        <w:rPr>
           <w:noProof/>
         </w:rPr>
-        <w:lastRenderedPageBreak/>
         <w:drawing>
           <wp:inline distT="0" distB="0" distL="0" distR="0" wp14:anchorId="0E275D54" wp14:editId="17341B3C">
             <wp:extent cx="2514818" cy="2156647"/>
@@ -3580,6 +3755,7 @@
         </w:rPr>
       </w:pPr>
       <w:r>
+        <w:lastRenderedPageBreak/>
         <w:t>稳定器平台IIRT_Omega_Weapon_Platfrom_1</w:t>
       </w:r>
       <w:r>
@@ -3660,7 +3836,6 @@
         </w:rPr>
       </w:pPr>
       <w:r>
-        <w:lastRenderedPageBreak/>
         <w:t>凝聚体网络IIRT_Omega_Station</w:t>
       </w:r>
     </w:p>
@@ -3764,6 +3939,7 @@
         <w:rPr>
           <w:rFonts w:hint="eastAsia"/>
         </w:rPr>
+        <w:lastRenderedPageBreak/>
         <w:br w:type="page"/>
       </w:r>
     </w:p>
